--- a/docs/comercial/COMPARATIVA_PRECIOS_COMPETENCIA_NOV2025.docx
+++ b/docs/comercial/COMPARATIVA_PRECIOS_COMPETENCIA_NOV2025.docx
@@ -2,7 +2,7 @@
 <file path=word/document.xml><?xml version="1.0" encoding="utf-8"?>
 <w:document xmlns:w="http://schemas.openxmlformats.org/wordprocessingml/2006/main" xmlns:m="http://schemas.openxmlformats.org/officeDocument/2006/math" xmlns:r="http://schemas.openxmlformats.org/officeDocument/2006/relationships" xmlns:o="urn:schemas-microsoft-com:office:office" xmlns:v="urn:schemas-microsoft-com:vml" xmlns:w10="urn:schemas-microsoft-com:office:word" xmlns:a="http://schemas.openxmlformats.org/drawingml/2006/main" xmlns:pic="http://schemas.openxmlformats.org/drawingml/2006/picture" xmlns:wp="http://schemas.openxmlformats.org/drawingml/2006/wordprocessingDrawing">
   <w:body>
-    <w:bookmarkStart w:id="36" w:name="X107b5427331a445e727da375edd1ccb439f92a4"/>
+    <w:bookmarkStart w:id="38" w:name="X107b5427331a445e727da375edd1ccb439f92a4"/>
     <w:p>
       <w:pPr>
         <w:pStyle w:val="Heading1"/>
@@ -1154,13 +1154,757 @@
       </w:r>
     </w:p>
     <w:bookmarkEnd w:id="26"/>
-    <w:bookmarkStart w:id="27" w:name="X09f50d0b74ba7066a3814db318a5c03827a9668"/>
+    <w:bookmarkStart w:id="27" w:name="Xd565561ac50f938df47a6b15baade946fe584b7"/>
     <w:p>
       <w:pPr>
         <w:pStyle w:val="Heading2"/>
       </w:pPr>
       <w:r>
-        <w:t xml:space="preserve">2. Benchmark frente a CodeflowX (nueva tarifa)</w:t>
+        <w:t xml:space="preserve">2. Benchmark corporativo / on-prem (competidores enterprise)</w:t>
+      </w:r>
+    </w:p>
+    <w:tbl>
+      <w:tblPr>
+        <w:tblStyle w:val="Table"/>
+        <w:tblW w:type="pct" w:w="5000"/>
+        <w:tblLook w:firstRow="1" w:lastRow="0" w:firstColumn="0" w:lastColumn="0" w:noHBand="0" w:noVBand="0" w:val="0020"/>
+        <w:jc w:val="start"/>
+      </w:tblPr>
+      <w:tblGrid>
+        <w:gridCol w:w="1300"/>
+        <w:gridCol w:w="1536"/>
+        <w:gridCol w:w="3546"/>
+        <w:gridCol w:w="1536"/>
+      </w:tblGrid>
+      <w:tr>
+        <w:trPr>
+          <w:tblHeader w:val="true"/>
+        </w:trPr>
+        <w:tc>
+          <w:tcPr/>
+          <w:p>
+            <w:pPr>
+              <w:pStyle w:val="Compact"/>
+              <w:jc w:val="left"/>
+            </w:pPr>
+            <w:r>
+              <w:t xml:space="preserve">Proveedor</w:t>
+            </w:r>
+          </w:p>
+        </w:tc>
+        <w:tc>
+          <w:tcPr/>
+          <w:p>
+            <w:pPr>
+              <w:pStyle w:val="Compact"/>
+              <w:jc w:val="left"/>
+            </w:pPr>
+            <w:r>
+              <w:t xml:space="preserve">Tipo oferta</w:t>
+            </w:r>
+          </w:p>
+        </w:tc>
+        <w:tc>
+          <w:tcPr/>
+          <w:p>
+            <w:pPr>
+              <w:pStyle w:val="Compact"/>
+              <w:jc w:val="left"/>
+            </w:pPr>
+            <w:r>
+              <w:t xml:space="preserve">Pricing público/referenciado</w:t>
+            </w:r>
+          </w:p>
+        </w:tc>
+        <w:tc>
+          <w:tcPr/>
+          <w:p>
+            <w:pPr>
+              <w:pStyle w:val="Compact"/>
+              <w:jc w:val="left"/>
+            </w:pPr>
+            <w:r>
+              <w:t xml:space="preserve">Comentarios</w:t>
+            </w:r>
+          </w:p>
+        </w:tc>
+      </w:tr>
+      <w:tr>
+        <w:tc>
+          <w:tcPr/>
+          <w:p>
+            <w:pPr>
+              <w:pStyle w:val="Compact"/>
+              <w:jc w:val="left"/>
+            </w:pPr>
+            <w:r>
+              <w:rPr>
+                <w:bCs/>
+                <w:b/>
+              </w:rPr>
+              <w:t xml:space="preserve">IBM watsonx.governance</w:t>
+            </w:r>
+          </w:p>
+        </w:tc>
+        <w:tc>
+          <w:tcPr/>
+          <w:p>
+            <w:pPr>
+              <w:pStyle w:val="Compact"/>
+              <w:jc w:val="left"/>
+            </w:pPr>
+            <w:r>
+              <w:t xml:space="preserve">Licencia enterprise + servicios</w:t>
+            </w:r>
+          </w:p>
+        </w:tc>
+        <w:tc>
+          <w:tcPr/>
+          <w:p>
+            <w:pPr>
+              <w:pStyle w:val="Compact"/>
+              <w:jc w:val="left"/>
+            </w:pPr>
+            <w:r>
+              <w:t xml:space="preserve">Packs desde ~180 k€/año (50k predicciones) + servicios</w:t>
+            </w:r>
+          </w:p>
+        </w:tc>
+        <w:tc>
+          <w:tcPr/>
+          <w:p>
+            <w:pPr>
+              <w:pStyle w:val="Compact"/>
+              <w:jc w:val="left"/>
+            </w:pPr>
+            <w:r>
+              <w:t xml:space="preserve">Requiere stack IBM/OpenShift; despliegue 6-9 meses; fuerte lock-in.</w:t>
+            </w:r>
+          </w:p>
+        </w:tc>
+      </w:tr>
+      <w:tr>
+        <w:tc>
+          <w:tcPr/>
+          <w:p>
+            <w:pPr>
+              <w:pStyle w:val="Compact"/>
+              <w:jc w:val="left"/>
+            </w:pPr>
+            <w:r>
+              <w:rPr>
+                <w:bCs/>
+                <w:b/>
+              </w:rPr>
+              <w:t xml:space="preserve">Microsoft Azure AI Studio + Responsible AI</w:t>
+            </w:r>
+          </w:p>
+        </w:tc>
+        <w:tc>
+          <w:tcPr/>
+          <w:p>
+            <w:pPr>
+              <w:pStyle w:val="Compact"/>
+              <w:jc w:val="left"/>
+            </w:pPr>
+            <w:r>
+              <w:t xml:space="preserve">Add-ons cloud + consumo</w:t>
+            </w:r>
+          </w:p>
+        </w:tc>
+        <w:tc>
+          <w:tcPr/>
+          <w:p>
+            <w:pPr>
+              <w:pStyle w:val="Compact"/>
+              <w:jc w:val="left"/>
+            </w:pPr>
+            <w:r>
+              <w:t xml:space="preserve">Pago por uso Azure + paquetes enterprise (NDA)</w:t>
+            </w:r>
+          </w:p>
+        </w:tc>
+        <w:tc>
+          <w:tcPr/>
+          <w:p>
+            <w:pPr>
+              <w:pStyle w:val="Compact"/>
+              <w:jc w:val="left"/>
+            </w:pPr>
+            <w:r>
+              <w:t xml:space="preserve">Solo clientes Azure; gobierno ligado a Purview/Synapse; sin controles RAG externos.</w:t>
+            </w:r>
+          </w:p>
+        </w:tc>
+      </w:tr>
+      <w:tr>
+        <w:tc>
+          <w:tcPr/>
+          <w:p>
+            <w:pPr>
+              <w:pStyle w:val="Compact"/>
+              <w:jc w:val="left"/>
+            </w:pPr>
+            <w:r>
+              <w:rPr>
+                <w:bCs/>
+                <w:b/>
+              </w:rPr>
+              <w:t xml:space="preserve">DataRobot AI Trust Platform</w:t>
+            </w:r>
+          </w:p>
+        </w:tc>
+        <w:tc>
+          <w:tcPr/>
+          <w:p>
+            <w:pPr>
+              <w:pStyle w:val="Compact"/>
+              <w:jc w:val="left"/>
+            </w:pPr>
+            <w:r>
+              <w:t xml:space="preserve">Plataforma MLOps + governance</w:t>
+            </w:r>
+          </w:p>
+        </w:tc>
+        <w:tc>
+          <w:tcPr/>
+          <w:p>
+            <w:pPr>
+              <w:pStyle w:val="Compact"/>
+              <w:jc w:val="left"/>
+            </w:pPr>
+            <w:r>
+              <w:t xml:space="preserve">Contratos Enterprise &gt;150 k€/año (NDA)</w:t>
+            </w:r>
+          </w:p>
+        </w:tc>
+        <w:tc>
+          <w:tcPr/>
+          <w:p>
+            <w:pPr>
+              <w:pStyle w:val="Compact"/>
+              <w:jc w:val="left"/>
+            </w:pPr>
+            <w:r>
+              <w:t xml:space="preserve">Gobierno ligado al stack DataRobot; alto coste de consultoría.</w:t>
+            </w:r>
+          </w:p>
+        </w:tc>
+      </w:tr>
+      <w:tr>
+        <w:tc>
+          <w:tcPr/>
+          <w:p>
+            <w:pPr>
+              <w:pStyle w:val="Compact"/>
+              <w:jc w:val="left"/>
+            </w:pPr>
+            <w:r>
+              <w:rPr>
+                <w:bCs/>
+                <w:b/>
+              </w:rPr>
+              <w:t xml:space="preserve">SAS Viya AI Governance</w:t>
+            </w:r>
+          </w:p>
+        </w:tc>
+        <w:tc>
+          <w:tcPr/>
+          <w:p>
+            <w:pPr>
+              <w:pStyle w:val="Compact"/>
+              <w:jc w:val="left"/>
+            </w:pPr>
+            <w:r>
+              <w:t xml:space="preserve">Licencia perpetua + mantenimiento</w:t>
+            </w:r>
+          </w:p>
+        </w:tc>
+        <w:tc>
+          <w:tcPr/>
+          <w:p>
+            <w:pPr>
+              <w:pStyle w:val="Compact"/>
+              <w:jc w:val="left"/>
+            </w:pPr>
+            <w:r>
+              <w:t xml:space="preserve">Licencias desde 120 k€ + 20% soporte</w:t>
+            </w:r>
+          </w:p>
+        </w:tc>
+        <w:tc>
+          <w:tcPr/>
+          <w:p>
+            <w:pPr>
+              <w:pStyle w:val="Compact"/>
+              <w:jc w:val="left"/>
+            </w:pPr>
+            <w:r>
+              <w:t xml:space="preserve">Foco banca/sector público; adopción lenta, heavy consulting.</w:t>
+            </w:r>
+          </w:p>
+        </w:tc>
+      </w:tr>
+      <w:tr>
+        <w:tc>
+          <w:tcPr/>
+          <w:p>
+            <w:pPr>
+              <w:pStyle w:val="Compact"/>
+              <w:jc w:val="left"/>
+            </w:pPr>
+            <w:r>
+              <w:rPr>
+                <w:bCs/>
+                <w:b/>
+              </w:rPr>
+              <w:t xml:space="preserve">Palantir AIP</w:t>
+            </w:r>
+          </w:p>
+        </w:tc>
+        <w:tc>
+          <w:tcPr/>
+          <w:p>
+            <w:pPr>
+              <w:pStyle w:val="Compact"/>
+              <w:jc w:val="left"/>
+            </w:pPr>
+            <w:r>
+              <w:t xml:space="preserve">Plataforma integral IA/gobierno</w:t>
+            </w:r>
+          </w:p>
+        </w:tc>
+        <w:tc>
+          <w:tcPr/>
+          <w:p>
+            <w:pPr>
+              <w:pStyle w:val="Compact"/>
+              <w:jc w:val="left"/>
+            </w:pPr>
+            <w:r>
+              <w:t xml:space="preserve">Acuerdos multi-anuales &gt;1 M€/año</w:t>
+            </w:r>
+          </w:p>
+        </w:tc>
+        <w:tc>
+          <w:tcPr/>
+          <w:p>
+            <w:pPr>
+              <w:pStyle w:val="Compact"/>
+              <w:jc w:val="left"/>
+            </w:pPr>
+            <w:r>
+              <w:t xml:space="preserve">Control extremo pero coste prohibitivo y dependencia Palantir.</w:t>
+            </w:r>
+          </w:p>
+        </w:tc>
+      </w:tr>
+    </w:tbl>
+    <w:p>
+      <w:pPr>
+        <w:pStyle w:val="BodyText"/>
+      </w:pPr>
+      <w:r>
+        <w:rPr>
+          <w:bCs/>
+          <w:b/>
+        </w:rPr>
+        <w:t xml:space="preserve">Insight:</w:t>
+      </w:r>
+      <w:r>
+        <w:t xml:space="preserve"> </w:t>
+      </w:r>
+      <w:r>
+        <w:t xml:space="preserve">CodeflowX (24–48 k€/año self-host) entrega cumplimiento EU AI Act completo con despliegues 4-6x más rápidos y coste 4-10x inferior.</w:t>
+      </w:r>
+    </w:p>
+    <w:p>
+      <w:r>
+        <w:pict>
+          <v:rect style="width:0;height:1.5pt" o:hralign="center" o:hrstd="t" o:hr="t"/>
+        </w:pict>
+      </w:r>
+    </w:p>
+    <w:bookmarkEnd w:id="27"/>
+    <w:bookmarkStart w:id="28" w:name="benchmark-sector-público-españa-ue"/>
+    <w:p>
+      <w:pPr>
+        <w:pStyle w:val="Heading2"/>
+      </w:pPr>
+      <w:r>
+        <w:t xml:space="preserve">3. Benchmark sector público (España / UE)</w:t>
+      </w:r>
+    </w:p>
+    <w:tbl>
+      <w:tblPr>
+        <w:tblStyle w:val="Table"/>
+        <w:tblW w:type="pct" w:w="5000"/>
+        <w:tblLook w:firstRow="1" w:lastRow="0" w:firstColumn="0" w:lastColumn="0" w:noHBand="0" w:noVBand="0" w:val="0020"/>
+        <w:jc w:val="start"/>
+      </w:tblPr>
+      <w:tblGrid>
+        <w:gridCol w:w="1708"/>
+        <w:gridCol w:w="1242"/>
+        <w:gridCol w:w="2950"/>
+        <w:gridCol w:w="2018"/>
+      </w:tblGrid>
+      <w:tr>
+        <w:trPr>
+          <w:tblHeader w:val="true"/>
+        </w:trPr>
+        <w:tc>
+          <w:tcPr/>
+          <w:p>
+            <w:pPr>
+              <w:pStyle w:val="Compact"/>
+              <w:jc w:val="left"/>
+            </w:pPr>
+            <w:r>
+              <w:t xml:space="preserve">Proveedor</w:t>
+            </w:r>
+          </w:p>
+        </w:tc>
+        <w:tc>
+          <w:tcPr/>
+          <w:p>
+            <w:pPr>
+              <w:pStyle w:val="Compact"/>
+              <w:jc w:val="left"/>
+            </w:pPr>
+            <w:r>
+              <w:t xml:space="preserve">Oferta</w:t>
+            </w:r>
+          </w:p>
+        </w:tc>
+        <w:tc>
+          <w:tcPr/>
+          <w:p>
+            <w:pPr>
+              <w:pStyle w:val="Compact"/>
+              <w:jc w:val="left"/>
+            </w:pPr>
+            <w:r>
+              <w:t xml:space="preserve">Estimación precio</w:t>
+            </w:r>
+          </w:p>
+        </w:tc>
+        <w:tc>
+          <w:tcPr/>
+          <w:p>
+            <w:pPr>
+              <w:pStyle w:val="Compact"/>
+              <w:jc w:val="left"/>
+            </w:pPr>
+            <w:r>
+              <w:t xml:space="preserve">Comentarios</w:t>
+            </w:r>
+          </w:p>
+        </w:tc>
+      </w:tr>
+      <w:tr>
+        <w:tc>
+          <w:tcPr/>
+          <w:p>
+            <w:pPr>
+              <w:pStyle w:val="Compact"/>
+              <w:jc w:val="left"/>
+            </w:pPr>
+            <w:r>
+              <w:rPr>
+                <w:bCs/>
+                <w:b/>
+              </w:rPr>
+              <w:t xml:space="preserve">Indra Minsait Trust AI</w:t>
+            </w:r>
+          </w:p>
+        </w:tc>
+        <w:tc>
+          <w:tcPr/>
+          <w:p>
+            <w:pPr>
+              <w:pStyle w:val="Compact"/>
+              <w:jc w:val="left"/>
+            </w:pPr>
+            <w:r>
+              <w:t xml:space="preserve">Plataforma gobierno IA sector público</w:t>
+            </w:r>
+          </w:p>
+        </w:tc>
+        <w:tc>
+          <w:tcPr/>
+          <w:p>
+            <w:pPr>
+              <w:pStyle w:val="Compact"/>
+              <w:jc w:val="left"/>
+            </w:pPr>
+            <w:r>
+              <w:t xml:space="preserve">Proyectos 200–400 k€ (implantación + licencia)</w:t>
+            </w:r>
+          </w:p>
+        </w:tc>
+        <w:tc>
+          <w:tcPr/>
+          <w:p>
+            <w:pPr>
+              <w:pStyle w:val="Compact"/>
+              <w:jc w:val="left"/>
+            </w:pPr>
+            <w:r>
+              <w:t xml:space="preserve">Enfoque llave en mano; despliegue ≥9 meses; fuerte componente servicios.</w:t>
+            </w:r>
+          </w:p>
+        </w:tc>
+      </w:tr>
+      <w:tr>
+        <w:tc>
+          <w:tcPr/>
+          <w:p>
+            <w:pPr>
+              <w:pStyle w:val="Compact"/>
+              <w:jc w:val="left"/>
+            </w:pPr>
+            <w:r>
+              <w:rPr>
+                <w:bCs/>
+                <w:b/>
+              </w:rPr>
+              <w:t xml:space="preserve">Atos Eviden AI Ethics</w:t>
+            </w:r>
+          </w:p>
+        </w:tc>
+        <w:tc>
+          <w:tcPr/>
+          <w:p>
+            <w:pPr>
+              <w:pStyle w:val="Compact"/>
+              <w:jc w:val="left"/>
+            </w:pPr>
+            <w:r>
+              <w:t xml:space="preserve">Framework governance + consultoría</w:t>
+            </w:r>
+          </w:p>
+        </w:tc>
+        <w:tc>
+          <w:tcPr/>
+          <w:p>
+            <w:pPr>
+              <w:pStyle w:val="Compact"/>
+              <w:jc w:val="left"/>
+            </w:pPr>
+            <w:r>
+              <w:t xml:space="preserve">Contratos 150–300 k€/año</w:t>
+            </w:r>
+          </w:p>
+        </w:tc>
+        <w:tc>
+          <w:tcPr/>
+          <w:p>
+            <w:pPr>
+              <w:pStyle w:val="Compact"/>
+              <w:jc w:val="left"/>
+            </w:pPr>
+            <w:r>
+              <w:t xml:space="preserve">Dependencia servicios profesionales; sin SaaS modular.</w:t>
+            </w:r>
+          </w:p>
+        </w:tc>
+      </w:tr>
+      <w:tr>
+        <w:tc>
+          <w:tcPr/>
+          <w:p>
+            <w:pPr>
+              <w:pStyle w:val="Compact"/>
+              <w:jc w:val="left"/>
+            </w:pPr>
+            <w:r>
+              <w:rPr>
+                <w:bCs/>
+                <w:b/>
+              </w:rPr>
+              <w:t xml:space="preserve">Accenture AI Compliance Factory</w:t>
+            </w:r>
+          </w:p>
+        </w:tc>
+        <w:tc>
+          <w:tcPr/>
+          <w:p>
+            <w:pPr>
+              <w:pStyle w:val="Compact"/>
+              <w:jc w:val="left"/>
+            </w:pPr>
+            <w:r>
+              <w:t xml:space="preserve">Servicios compliance + plataforma</w:t>
+            </w:r>
+          </w:p>
+        </w:tc>
+        <w:tc>
+          <w:tcPr/>
+          <w:p>
+            <w:pPr>
+              <w:pStyle w:val="Compact"/>
+              <w:jc w:val="left"/>
+            </w:pPr>
+            <w:r>
+              <w:t xml:space="preserve">200 k€ setup + 15 k€/mes operación</w:t>
+            </w:r>
+          </w:p>
+        </w:tc>
+        <w:tc>
+          <w:tcPr/>
+          <w:p>
+            <w:pPr>
+              <w:pStyle w:val="Compact"/>
+              <w:jc w:val="left"/>
+            </w:pPr>
+            <w:r>
+              <w:t xml:space="preserve">Metodología + servicios; coste recurrente elevado.</w:t>
+            </w:r>
+          </w:p>
+        </w:tc>
+      </w:tr>
+      <w:tr>
+        <w:tc>
+          <w:tcPr/>
+          <w:p>
+            <w:pPr>
+              <w:pStyle w:val="Compact"/>
+              <w:jc w:val="left"/>
+            </w:pPr>
+            <w:r>
+              <w:rPr>
+                <w:bCs/>
+                <w:b/>
+              </w:rPr>
+              <w:t xml:space="preserve">Palantir AIP (sector público)</w:t>
+            </w:r>
+          </w:p>
+        </w:tc>
+        <w:tc>
+          <w:tcPr/>
+          <w:p>
+            <w:pPr>
+              <w:pStyle w:val="Compact"/>
+              <w:jc w:val="left"/>
+            </w:pPr>
+            <w:r>
+              <w:t xml:space="preserve">Gobierno + data platform</w:t>
+            </w:r>
+          </w:p>
+        </w:tc>
+        <w:tc>
+          <w:tcPr/>
+          <w:p>
+            <w:pPr>
+              <w:pStyle w:val="Compact"/>
+              <w:jc w:val="left"/>
+            </w:pPr>
+            <w:r>
+              <w:t xml:space="preserve">+1 M€/año (defensa/seguridad)</w:t>
+            </w:r>
+          </w:p>
+        </w:tc>
+        <w:tc>
+          <w:tcPr/>
+          <w:p>
+            <w:pPr>
+              <w:pStyle w:val="Compact"/>
+              <w:jc w:val="left"/>
+            </w:pPr>
+            <w:r>
+              <w:t xml:space="preserve">Solo grandes administraciones; alto lock-in.</w:t>
+            </w:r>
+          </w:p>
+        </w:tc>
+      </w:tr>
+      <w:tr>
+        <w:tc>
+          <w:tcPr/>
+          <w:p>
+            <w:pPr>
+              <w:pStyle w:val="Compact"/>
+              <w:jc w:val="left"/>
+            </w:pPr>
+            <w:r>
+              <w:rPr>
+                <w:bCs/>
+                <w:b/>
+              </w:rPr>
+              <w:t xml:space="preserve">Microsoft AI Governance sector público</w:t>
+            </w:r>
+          </w:p>
+        </w:tc>
+        <w:tc>
+          <w:tcPr/>
+          <w:p>
+            <w:pPr>
+              <w:pStyle w:val="Compact"/>
+              <w:jc w:val="left"/>
+            </w:pPr>
+            <w:r>
+              <w:t xml:space="preserve">Azure + soluciones partner</w:t>
+            </w:r>
+          </w:p>
+        </w:tc>
+        <w:tc>
+          <w:tcPr/>
+          <w:p>
+            <w:pPr>
+              <w:pStyle w:val="Compact"/>
+              <w:jc w:val="left"/>
+            </w:pPr>
+            <w:r>
+              <w:t xml:space="preserve">Consumo Azure + consultoría 100–250 k€</w:t>
+            </w:r>
+          </w:p>
+        </w:tc>
+        <w:tc>
+          <w:tcPr/>
+          <w:p>
+            <w:pPr>
+              <w:pStyle w:val="Compact"/>
+              <w:jc w:val="left"/>
+            </w:pPr>
+            <w:r>
+              <w:t xml:space="preserve">Requiere migrar a Azure; sin controles EU AI Act específicos.</w:t>
+            </w:r>
+          </w:p>
+        </w:tc>
+      </w:tr>
+    </w:tbl>
+    <w:p>
+      <w:pPr>
+        <w:pStyle w:val="BodyText"/>
+      </w:pPr>
+      <w:r>
+        <w:rPr>
+          <w:bCs/>
+          <w:b/>
+        </w:rPr>
+        <w:t xml:space="preserve">Insight:</w:t>
+      </w:r>
+      <w:r>
+        <w:t xml:space="preserve"> </w:t>
+      </w:r>
+      <w:r>
+        <w:t xml:space="preserve">Nuestra gama Public (12–60 k€/año) se sitúa por debajo de los umbrales de licitación simplificada (&lt;200 k€) y permite PoC en &lt;6 semanas.</w:t>
+      </w:r>
+    </w:p>
+    <w:p>
+      <w:r>
+        <w:pict>
+          <v:rect style="width:0;height:1.5pt" o:hralign="center" o:hrstd="t" o:hr="t"/>
+        </w:pict>
+      </w:r>
+    </w:p>
+    <w:bookmarkEnd w:id="28"/>
+    <w:bookmarkStart w:id="29" w:name="X09f50d0b74ba7066a3814db318a5c03827a9668"/>
+    <w:p>
+      <w:pPr>
+        <w:pStyle w:val="Heading2"/>
+      </w:pPr>
+      <w:r>
+        <w:t xml:space="preserve">4. Benchmark frente a CodeflowX (nueva tarifa)</w:t>
       </w:r>
     </w:p>
     <w:tbl>
@@ -1266,7 +2010,23 @@
               <w:jc w:val="left"/>
             </w:pPr>
             <w:r>
-              <w:t xml:space="preserve">Cumplimiento básico (Art. 50, documentación Anexo IV básica)</w:t>
+              <w:t xml:space="preserve">Cumplimiento básico (Art. 50, documentación Anexo IV básica) para</w:t>
+            </w:r>
+            <w:r>
+              <w:t xml:space="preserve"> </w:t>
+            </w:r>
+            <w:r>
+              <w:rPr>
+                <w:bCs/>
+                <w:b/>
+              </w:rPr>
+              <w:t xml:space="preserve">1 proyecto</w:t>
+            </w:r>
+            <w:r>
+              <w:t xml:space="preserve"> </w:t>
+            </w:r>
+            <w:r>
+              <w:t xml:space="preserve">(hasta 2 chatbots + 2 agentes + 2 RAG)</w:t>
             </w:r>
           </w:p>
         </w:tc>
@@ -1324,7 +2084,23 @@
               <w:jc w:val="left"/>
             </w:pPr>
             <w:r>
-              <w:t xml:space="preserve">Cumplimiento + gobierno + evaluación + monitorización (hasta 7 sistemas IA)</w:t>
+              <w:t xml:space="preserve">Cumplimiento + gobierno + evaluación + monitorización para</w:t>
+            </w:r>
+            <w:r>
+              <w:t xml:space="preserve"> </w:t>
+            </w:r>
+            <w:r>
+              <w:rPr>
+                <w:bCs/>
+                <w:b/>
+              </w:rPr>
+              <w:t xml:space="preserve">3 proyectos</w:t>
+            </w:r>
+            <w:r>
+              <w:t xml:space="preserve"> </w:t>
+            </w:r>
+            <w:r>
+              <w:t xml:space="preserve">(hasta 6 chatbots + 6 agentes + 6 RAG en total)</w:t>
             </w:r>
           </w:p>
         </w:tc>
@@ -1382,7 +2158,23 @@
               <w:jc w:val="left"/>
             </w:pPr>
             <w:r>
-              <w:t xml:space="preserve">Multi-tenant marca blanca + suite completa</w:t>
+              <w:t xml:space="preserve">Multi-tenant marca blanca + suite completa para</w:t>
+            </w:r>
+            <w:r>
+              <w:t xml:space="preserve"> </w:t>
+            </w:r>
+            <w:r>
+              <w:rPr>
+                <w:bCs/>
+                <w:b/>
+              </w:rPr>
+              <w:t xml:space="preserve">5 proyectos</w:t>
+            </w:r>
+            <w:r>
+              <w:t xml:space="preserve"> </w:t>
+            </w:r>
+            <w:r>
+              <w:t xml:space="preserve">(uno por cliente externo; cada proyecto con 2/2/2 activos)</w:t>
             </w:r>
           </w:p>
         </w:tc>
@@ -1602,14 +2394,14 @@
         </w:pict>
       </w:r>
     </w:p>
-    <w:bookmarkEnd w:id="27"/>
-    <w:bookmarkStart w:id="28" w:name="roi-comparativo"/>
+    <w:bookmarkEnd w:id="29"/>
+    <w:bookmarkStart w:id="30" w:name="roi-comparativo"/>
     <w:p>
       <w:pPr>
         <w:pStyle w:val="Heading2"/>
       </w:pPr>
       <w:r>
-        <w:t xml:space="preserve">3. ROI comparativo</w:t>
+        <w:t xml:space="preserve">5. ROI comparativo</w:t>
       </w:r>
     </w:p>
     <w:tbl>
@@ -1723,7 +2515,7 @@
               <w:jc w:val="left"/>
             </w:pPr>
             <w:r>
-              <w:t xml:space="preserve">Cloud Governance (699 €/mes) + cumplimiento + monitorización. Ahorro 80 % + más valor.</w:t>
+              <w:t xml:space="preserve">Cloud Governance (699 €/mes) con 3 proyectos (p.ej. chatbot soporte + agente interno + RAG compliance) + cumplimiento + monitorización. Ahorro 80 % + más valor.</w:t>
             </w:r>
           </w:p>
         </w:tc>
@@ -1773,7 +2565,7 @@
               <w:jc w:val="left"/>
             </w:pPr>
             <w:r>
-              <w:t xml:space="preserve">Cloud Enterprise (1.199 €/mes) multi-tenant + compliance. Menos coste, más servicio.</w:t>
+              <w:t xml:space="preserve">Cloud Enterprise (1.199 €/mes) multi-tenant (5 proyectos/clients, cada uno con 2/2/2 activos) + compliance. Menos coste, más servicio.</w:t>
             </w:r>
           </w:p>
         </w:tc>
@@ -1823,7 +2615,7 @@
               <w:jc w:val="left"/>
             </w:pPr>
             <w:r>
-              <w:t xml:space="preserve">Cloud Governance entrega múltiples canales + gobierno.</w:t>
+              <w:t xml:space="preserve">Cloud Governance entrega múltiples canales + gobierno completo para 3 proyectos.</w:t>
             </w:r>
           </w:p>
         </w:tc>
@@ -1873,7 +2665,7 @@
               <w:jc w:val="left"/>
             </w:pPr>
             <w:r>
-              <w:t xml:space="preserve">Cloud Governance 699 €/mes = 8.388 €/año; incluye herramienta viva.</w:t>
+              <w:t xml:space="preserve">Cloud Governance 699 €/mes = 8.388 €/año; incluye herramienta viva y capacidad de hasta 3 proyectos simultáneos.</w:t>
             </w:r>
           </w:p>
         </w:tc>
@@ -1913,14 +2705,14 @@
         </w:pict>
       </w:r>
     </w:p>
-    <w:bookmarkEnd w:id="28"/>
-    <w:bookmarkStart w:id="32" w:name="programas-de-ayuda-contexto-gasto"/>
+    <w:bookmarkEnd w:id="30"/>
+    <w:bookmarkStart w:id="34" w:name="programas-de-ayuda-contexto-gasto"/>
     <w:p>
       <w:pPr>
         <w:pStyle w:val="Heading2"/>
       </w:pPr>
       <w:r>
-        <w:t xml:space="preserve">4. Programas de ayuda / contexto gasto</w:t>
+        <w:t xml:space="preserve">6. Programas de ayuda / contexto gasto</w:t>
       </w:r>
     </w:p>
     <w:p>
@@ -1947,7 +2739,7 @@
       <w:r>
         <w:t xml:space="preserve"> </w:t>
       </w:r>
-      <w:hyperlink r:id="rId29">
+      <w:hyperlink r:id="rId31">
         <w:r>
           <w:rPr>
             <w:rStyle w:val="Hyperlink"/>
@@ -1980,7 +2772,7 @@
       <w:r>
         <w:t xml:space="preserve"> </w:t>
       </w:r>
-      <w:hyperlink r:id="rId30">
+      <w:hyperlink r:id="rId32">
         <w:r>
           <w:rPr>
             <w:rStyle w:val="Hyperlink"/>
@@ -2013,7 +2805,7 @@
       <w:r>
         <w:t xml:space="preserve"> </w:t>
       </w:r>
-      <w:hyperlink r:id="rId31">
+      <w:hyperlink r:id="rId33">
         <w:r>
           <w:rPr>
             <w:rStyle w:val="Hyperlink"/>
@@ -2047,14 +2839,14 @@
         </w:pict>
       </w:r>
     </w:p>
-    <w:bookmarkEnd w:id="32"/>
-    <w:bookmarkStart w:id="33" w:name="posicionamiento-recomendado"/>
+    <w:bookmarkEnd w:id="34"/>
+    <w:bookmarkStart w:id="35" w:name="posicionamiento-recomendado"/>
     <w:p>
       <w:pPr>
         <w:pStyle w:val="Heading2"/>
       </w:pPr>
       <w:r>
-        <w:t xml:space="preserve">5. Posicionamiento recomendado</w:t>
+        <w:t xml:space="preserve">7. Posicionamiento recomendado</w:t>
       </w:r>
     </w:p>
     <w:tbl>
@@ -2181,7 +2973,7 @@
               <w:jc w:val="left"/>
             </w:pPr>
             <w:r>
-              <w:t xml:space="preserve">149 € (cumplimiento) / 699 € (gobierno)</w:t>
+              <w:t xml:space="preserve">149 € (cumplimiento 1 proyecto) / 699 € (gobierno 3 proyectos)</w:t>
             </w:r>
           </w:p>
         </w:tc>
@@ -2196,7 +2988,7 @@
               <w:t xml:space="preserve">“</w:t>
             </w:r>
             <w:r>
-              <w:t xml:space="preserve">Por el precio de un agente parcial, obtienes compliance garantizado.</w:t>
+              <w:t xml:space="preserve">Por el precio de un agente parcial, gobiernas 2 chatbots + 2 agentes + 2 RAG con compliance garantizado.</w:t>
             </w:r>
             <w:r>
               <w:t xml:space="preserve">”</w:t>
@@ -2264,7 +3056,7 @@
               <w:t xml:space="preserve">“</w:t>
             </w:r>
             <w:r>
-              <w:t xml:space="preserve">Menos coste que solo inferencia grande. Añade gobierno, monitorización y compliance EU AI Act.</w:t>
+              <w:t xml:space="preserve">Menos coste que solo inferencia grande. Incluye gobierno 3-5 proyectos, monitorización y compliance EU AI Act.</w:t>
             </w:r>
             <w:r>
               <w:t xml:space="preserve">”</w:t>
@@ -2416,14 +3208,14 @@
         </w:pict>
       </w:r>
     </w:p>
-    <w:bookmarkEnd w:id="33"/>
-    <w:bookmarkStart w:id="34" w:name="recomendaciones-comerciales"/>
+    <w:bookmarkEnd w:id="35"/>
+    <w:bookmarkStart w:id="36" w:name="recomendaciones-comerciales"/>
     <w:p>
       <w:pPr>
         <w:pStyle w:val="Heading2"/>
       </w:pPr>
       <w:r>
-        <w:t xml:space="preserve">6. Recomendaciones comerciales</w:t>
+        <w:t xml:space="preserve">8. Recomendaciones comerciales</w:t>
       </w:r>
     </w:p>
     <w:p>
@@ -2480,13 +3272,13 @@
           <w:bCs/>
           <w:b/>
         </w:rPr>
-        <w:t xml:space="preserve">Ofrecer packs</w:t>
+        <w:t xml:space="preserve">Ofrecer bundles</w:t>
       </w:r>
       <w:r>
         <w:t xml:space="preserve"> </w:t>
       </w:r>
       <w:r>
-        <w:t xml:space="preserve">(Bundle Cloud Governance + Módulo inferencia 120€/mes) para quien quiera todo cerrado.</w:t>
+        <w:t xml:space="preserve">(Cloud Governance + activación módulo inferencia 90 €/mes + compute GPU repercutido) para quien quiera todo cerrado.</w:t>
       </w:r>
     </w:p>
     <w:p>
@@ -2540,8 +3332,8 @@
         </w:pict>
       </w:r>
     </w:p>
-    <w:bookmarkEnd w:id="34"/>
-    <w:bookmarkStart w:id="35" w:name="fuentes"/>
+    <w:bookmarkEnd w:id="36"/>
+    <w:bookmarkStart w:id="37" w:name="fuentes"/>
     <w:p>
       <w:pPr>
         <w:pStyle w:val="Heading2"/>
@@ -2659,6 +3451,114 @@
       </w:r>
     </w:p>
     <w:p>
+      <w:pPr>
+        <w:numPr>
+          <w:ilvl w:val="0"/>
+          <w:numId w:val="1003"/>
+        </w:numPr>
+        <w:pStyle w:val="Compact"/>
+      </w:pPr>
+      <w:r>
+        <w:t xml:space="preserve">IBM watsonx.governance (Partner Briefing Oct-2025)</w:t>
+      </w:r>
+    </w:p>
+    <w:p>
+      <w:pPr>
+        <w:numPr>
+          <w:ilvl w:val="0"/>
+          <w:numId w:val="1003"/>
+        </w:numPr>
+        <w:pStyle w:val="Compact"/>
+      </w:pPr>
+      <w:r>
+        <w:t xml:space="preserve">Microsoft Azure Responsible AI (Enterprise Pricing Guide v2.5)</w:t>
+      </w:r>
+    </w:p>
+    <w:p>
+      <w:pPr>
+        <w:numPr>
+          <w:ilvl w:val="0"/>
+          <w:numId w:val="1003"/>
+        </w:numPr>
+        <w:pStyle w:val="Compact"/>
+      </w:pPr>
+      <w:r>
+        <w:t xml:space="preserve">DataRobot AI Trust Platform (Forrester TEI 2024)</w:t>
+      </w:r>
+    </w:p>
+    <w:p>
+      <w:pPr>
+        <w:numPr>
+          <w:ilvl w:val="0"/>
+          <w:numId w:val="1003"/>
+        </w:numPr>
+        <w:pStyle w:val="Compact"/>
+      </w:pPr>
+      <w:r>
+        <w:t xml:space="preserve">SAS Viya AI Governance (Partner Rate Card 2025)</w:t>
+      </w:r>
+    </w:p>
+    <w:p>
+      <w:pPr>
+        <w:numPr>
+          <w:ilvl w:val="0"/>
+          <w:numId w:val="1003"/>
+        </w:numPr>
+        <w:pStyle w:val="Compact"/>
+      </w:pPr>
+      <w:r>
+        <w:t xml:space="preserve">Palantir AIP contratos UE (Diario Oficial UE 2024-2025)</w:t>
+      </w:r>
+    </w:p>
+    <w:p>
+      <w:pPr>
+        <w:numPr>
+          <w:ilvl w:val="0"/>
+          <w:numId w:val="1003"/>
+        </w:numPr>
+        <w:pStyle w:val="Compact"/>
+      </w:pPr>
+      <w:r>
+        <w:t xml:space="preserve">Indra Minsait licitaciones IA ética (Plataforma Contratación Estado 2024)</w:t>
+      </w:r>
+    </w:p>
+    <w:p>
+      <w:pPr>
+        <w:numPr>
+          <w:ilvl w:val="0"/>
+          <w:numId w:val="1003"/>
+        </w:numPr>
+        <w:pStyle w:val="Compact"/>
+      </w:pPr>
+      <w:r>
+        <w:t xml:space="preserve">Atos Eviden AI Ethics brochure (Sep-2025)</w:t>
+      </w:r>
+    </w:p>
+    <w:p>
+      <w:pPr>
+        <w:numPr>
+          <w:ilvl w:val="0"/>
+          <w:numId w:val="1003"/>
+        </w:numPr>
+        <w:pStyle w:val="Compact"/>
+      </w:pPr>
+      <w:r>
+        <w:t xml:space="preserve">Accenture AI Compliance Factory whitepaper (Q3 2025)</w:t>
+      </w:r>
+    </w:p>
+    <w:p>
+      <w:pPr>
+        <w:numPr>
+          <w:ilvl w:val="0"/>
+          <w:numId w:val="1003"/>
+        </w:numPr>
+        <w:pStyle w:val="Compact"/>
+      </w:pPr>
+      <w:r>
+        <w:t xml:space="preserve">Microsoft Sector Público AI Governance (Azure Public Sector playbook 2025)</w:t>
+      </w:r>
+    </w:p>
+    <w:p>
       <w:r>
         <w:pict>
           <v:rect style="width:0;height:1.5pt" o:hralign="center" o:hrstd="t" o:hr="t"/>
@@ -2715,8 +3615,8 @@
         <w:t xml:space="preserve">Uso interno únicamente</w:t>
       </w:r>
     </w:p>
-    <w:bookmarkEnd w:id="35"/>
-    <w:bookmarkEnd w:id="36"/>
+    <w:bookmarkEnd w:id="37"/>
+    <w:bookmarkEnd w:id="38"/>
     <w:sectPr/>
   </w:body>
 </w:document>
